--- a/services/worker/src/assets/templates/process_summary_report.docx
+++ b/services/worker/src/assets/templates/process_summary_report.docx
@@ -189,6 +189,9 @@
         <w:t>Autor</w:t>
       </w:r>
       <w:r>
+        <w:t>(es)</w:t>
+      </w:r>
+      <w:r>
         <w:t>: {{</w:t>
       </w:r>
       <w:r>
@@ -200,7 +203,13 @@
     </w:p>
     <w:p>
       <w:r>
-        <w:t>Advogado do Autor: {{</w:t>
+        <w:t>Advogado(a)(s)</w:t>
+      </w:r>
+      <w:r>
+        <w:t xml:space="preserve"> </w:t>
+      </w:r>
+      <w:r>
+        <w:t>do Autor: {{</w:t>
       </w:r>
       <w:proofErr w:type="spellStart"/>
       <w:r>
@@ -219,6 +228,9 @@
       </w:r>
       <w:proofErr w:type="spellEnd"/>
       <w:r>
+        <w:t>(s)</w:t>
+      </w:r>
+      <w:r>
         <w:t>: {{</w:t>
       </w:r>
       <w:proofErr w:type="spellStart"/>
@@ -232,7 +244,13 @@
     </w:p>
     <w:p>
       <w:r>
-        <w:t>Advogado do Réu: {{</w:t>
+        <w:t>Advogado(a)(s)</w:t>
+      </w:r>
+      <w:r>
+        <w:t xml:space="preserve"> </w:t>
+      </w:r>
+      <w:r>
+        <w:t>do Réu: {{</w:t>
       </w:r>
       <w:proofErr w:type="spellStart"/>
       <w:r>
